--- a/OS/Notes/Unit-4.docx
+++ b/OS/Notes/Unit-4.docx
@@ -785,7 +785,7 @@
     <w:p>
       <w:r>
         <w:pict w14:anchorId="59F9757C">
-          <v:rect id="_x0000_i1031" style="width:0;height:1.5pt" o:hralign="center" o:hrstd="t" o:hr="t" fillcolor="#a0a0a0" stroked="f"/>
+          <v:rect id="_x0000_i1025" style="width:0;height:1.5pt" o:hralign="center" o:hrstd="t" o:hr="t" fillcolor="#a0a0a0" stroked="f"/>
         </w:pict>
       </w:r>
     </w:p>
@@ -943,7 +943,7 @@
           <w:szCs w:val="20"/>
         </w:rPr>
         <w:pict w14:anchorId="78F1324A">
-          <v:rect id="_x0000_i3319" style="width:0;height:1.5pt" o:hralign="center" o:hrstd="t" o:hr="t" fillcolor="#a0a0a0" stroked="f"/>
+          <v:rect id="_x0000_i1026" style="width:0;height:1.5pt" o:hralign="center" o:hrstd="t" o:hr="t" fillcolor="#a0a0a0" stroked="f"/>
         </w:pict>
       </w:r>
     </w:p>
@@ -1373,7 +1373,7 @@
           <w:szCs w:val="20"/>
         </w:rPr>
         <w:pict w14:anchorId="5823443B">
-          <v:rect id="_x0000_i3320" style="width:0;height:1.5pt" o:hralign="center" o:hrstd="t" o:hr="t" fillcolor="#a0a0a0" stroked="f"/>
+          <v:rect id="_x0000_i1027" style="width:0;height:1.5pt" o:hralign="center" o:hrstd="t" o:hr="t" fillcolor="#a0a0a0" stroked="f"/>
         </w:pict>
       </w:r>
     </w:p>
@@ -1585,7 +1585,7 @@
           <w:szCs w:val="20"/>
         </w:rPr>
         <w:pict w14:anchorId="5BFD754E">
-          <v:rect id="_x0000_i3321" style="width:0;height:1.5pt" o:hralign="center" o:hrstd="t" o:hr="t" fillcolor="#a0a0a0" stroked="f"/>
+          <v:rect id="_x0000_i1028" style="width:0;height:1.5pt" o:hralign="center" o:hrstd="t" o:hr="t" fillcolor="#a0a0a0" stroked="f"/>
         </w:pict>
       </w:r>
     </w:p>
@@ -1806,7 +1806,7 @@
           <w:szCs w:val="20"/>
         </w:rPr>
         <w:pict w14:anchorId="258A246D">
-          <v:rect id="_x0000_i3322" style="width:0;height:1.5pt" o:hralign="center" o:hrstd="t" o:hr="t" fillcolor="#a0a0a0" stroked="f"/>
+          <v:rect id="_x0000_i1029" style="width:0;height:1.5pt" o:hralign="center" o:hrstd="t" o:hr="t" fillcolor="#a0a0a0" stroked="f"/>
         </w:pict>
       </w:r>
     </w:p>
@@ -2054,7 +2054,7 @@
           <w:szCs w:val="20"/>
         </w:rPr>
         <w:pict w14:anchorId="3FA44370">
-          <v:rect id="_x0000_i3323" style="width:0;height:1.5pt" o:hralign="center" o:hrstd="t" o:hr="t" fillcolor="#a0a0a0" stroked="f"/>
+          <v:rect id="_x0000_i1030" style="width:0;height:1.5pt" o:hralign="center" o:hrstd="t" o:hr="t" fillcolor="#a0a0a0" stroked="f"/>
         </w:pict>
       </w:r>
     </w:p>
@@ -2252,7 +2252,7 @@
           <w:szCs w:val="20"/>
         </w:rPr>
         <w:pict w14:anchorId="1BBBF15D">
-          <v:rect id="_x0000_i3324" style="width:0;height:1.5pt" o:hralign="center" o:hrstd="t" o:hr="t" fillcolor="#a0a0a0" stroked="f"/>
+          <v:rect id="_x0000_i1031" style="width:0;height:1.5pt" o:hralign="center" o:hrstd="t" o:hr="t" fillcolor="#a0a0a0" stroked="f"/>
         </w:pict>
       </w:r>
     </w:p>
@@ -2430,7 +2430,7 @@
           <w:szCs w:val="20"/>
         </w:rPr>
         <w:pict w14:anchorId="14272FD0">
-          <v:rect id="_x0000_i3325" style="width:0;height:1.5pt" o:hralign="center" o:hrstd="t" o:hr="t" fillcolor="#a0a0a0" stroked="f"/>
+          <v:rect id="_x0000_i1032" style="width:0;height:1.5pt" o:hralign="center" o:hrstd="t" o:hr="t" fillcolor="#a0a0a0" stroked="f"/>
         </w:pict>
       </w:r>
     </w:p>
@@ -2678,7 +2678,7 @@
           <w:szCs w:val="20"/>
         </w:rPr>
         <w:pict w14:anchorId="3E620CCA">
-          <v:rect id="_x0000_i3326" style="width:0;height:1.5pt" o:hralign="center" o:hrstd="t" o:hr="t" fillcolor="#a0a0a0" stroked="f"/>
+          <v:rect id="_x0000_i1033" style="width:0;height:1.5pt" o:hralign="center" o:hrstd="t" o:hr="t" fillcolor="#a0a0a0" stroked="f"/>
         </w:pict>
       </w:r>
     </w:p>
@@ -2875,7 +2875,7 @@
           <w:szCs w:val="20"/>
         </w:rPr>
         <w:pict w14:anchorId="52916D22">
-          <v:rect id="_x0000_i3327" style="width:0;height:1.5pt" o:hralign="center" o:hrstd="t" o:hr="t" fillcolor="#a0a0a0" stroked="f"/>
+          <v:rect id="_x0000_i1034" style="width:0;height:1.5pt" o:hralign="center" o:hrstd="t" o:hr="t" fillcolor="#a0a0a0" stroked="f"/>
         </w:pict>
       </w:r>
     </w:p>
@@ -3050,7 +3050,7 @@
           <w:szCs w:val="20"/>
         </w:rPr>
         <w:pict w14:anchorId="3014A3B2">
-          <v:rect id="_x0000_i3328" style="width:0;height:1.5pt" o:hralign="center" o:hrstd="t" o:hr="t" fillcolor="#a0a0a0" stroked="f"/>
+          <v:rect id="_x0000_i1035" style="width:0;height:1.5pt" o:hralign="center" o:hrstd="t" o:hr="t" fillcolor="#a0a0a0" stroked="f"/>
         </w:pict>
       </w:r>
     </w:p>
@@ -3346,7 +3346,7 @@
           <w:szCs w:val="20"/>
         </w:rPr>
         <w:pict w14:anchorId="22D89E2F">
-          <v:rect id="_x0000_i3329" style="width:0;height:1.5pt" o:hralign="center" o:hrstd="t" o:hr="t" fillcolor="#a0a0a0" stroked="f"/>
+          <v:rect id="_x0000_i1036" style="width:0;height:1.5pt" o:hralign="center" o:hrstd="t" o:hr="t" fillcolor="#a0a0a0" stroked="f"/>
         </w:pict>
       </w:r>
     </w:p>
@@ -3594,7 +3594,7 @@
           <w:szCs w:val="20"/>
         </w:rPr>
         <w:pict w14:anchorId="6B394597">
-          <v:rect id="_x0000_i3330" style="width:0;height:1.5pt" o:hralign="center" o:hrstd="t" o:hr="t" fillcolor="#a0a0a0" stroked="f"/>
+          <v:rect id="_x0000_i1037" style="width:0;height:1.5pt" o:hralign="center" o:hrstd="t" o:hr="t" fillcolor="#a0a0a0" stroked="f"/>
         </w:pict>
       </w:r>
     </w:p>
@@ -3842,7 +3842,7 @@
           <w:szCs w:val="20"/>
         </w:rPr>
         <w:pict w14:anchorId="0F2FADDD">
-          <v:rect id="_x0000_i3331" style="width:0;height:1.5pt" o:hralign="center" o:hrstd="t" o:hr="t" fillcolor="#a0a0a0" stroked="f"/>
+          <v:rect id="_x0000_i1038" style="width:0;height:1.5pt" o:hralign="center" o:hrstd="t" o:hr="t" fillcolor="#a0a0a0" stroked="f"/>
         </w:pict>
       </w:r>
     </w:p>
@@ -3991,7 +3991,7 @@
           <w:szCs w:val="20"/>
         </w:rPr>
         <w:pict w14:anchorId="332DC270">
-          <v:rect id="_x0000_i3332" style="width:0;height:1.5pt" o:hralign="center" o:hrstd="t" o:hr="t" fillcolor="#a0a0a0" stroked="f"/>
+          <v:rect id="_x0000_i1039" style="width:0;height:1.5pt" o:hralign="center" o:hrstd="t" o:hr="t" fillcolor="#a0a0a0" stroked="f"/>
         </w:pict>
       </w:r>
     </w:p>
@@ -4043,7 +4043,7 @@
         </w:rPr>
         <w:lastRenderedPageBreak/>
         <w:pict w14:anchorId="7D8923A4">
-          <v:rect id="_x0000_i3333" style="width:0;height:1.5pt" o:hralign="center" o:hrstd="t" o:hr="t" fillcolor="#a0a0a0" stroked="f"/>
+          <v:rect id="_x0000_i1040" style="width:0;height:1.5pt" o:hralign="center" o:hrstd="t" o:hr="t" fillcolor="#a0a0a0" stroked="f"/>
         </w:pict>
       </w:r>
     </w:p>
@@ -4249,7 +4249,7 @@
           <w:szCs w:val="20"/>
         </w:rPr>
         <w:pict w14:anchorId="11294C6F">
-          <v:rect id="_x0000_i3334" style="width:0;height:1.5pt" o:hralign="center" o:hrstd="t" o:hr="t" fillcolor="#a0a0a0" stroked="f"/>
+          <v:rect id="_x0000_i1041" style="width:0;height:1.5pt" o:hralign="center" o:hrstd="t" o:hr="t" fillcolor="#a0a0a0" stroked="f"/>
         </w:pict>
       </w:r>
     </w:p>
@@ -4446,7 +4446,7 @@
           <w:szCs w:val="20"/>
         </w:rPr>
         <w:pict w14:anchorId="7865E98E">
-          <v:rect id="_x0000_i3335" style="width:0;height:1.5pt" o:hralign="center" o:hrstd="t" o:hr="t" fillcolor="#a0a0a0" stroked="f"/>
+          <v:rect id="_x0000_i1042" style="width:0;height:1.5pt" o:hralign="center" o:hrstd="t" o:hr="t" fillcolor="#a0a0a0" stroked="f"/>
         </w:pict>
       </w:r>
     </w:p>
@@ -4636,7 +4636,7 @@
           <w:szCs w:val="20"/>
         </w:rPr>
         <w:pict w14:anchorId="78BDE55E">
-          <v:rect id="_x0000_i3336" style="width:0;height:1.5pt" o:hralign="center" o:hrstd="t" o:hr="t" fillcolor="#a0a0a0" stroked="f"/>
+          <v:rect id="_x0000_i1043" style="width:0;height:1.5pt" o:hralign="center" o:hrstd="t" o:hr="t" fillcolor="#a0a0a0" stroked="f"/>
         </w:pict>
       </w:r>
     </w:p>
@@ -4840,7 +4840,7 @@
           <w:szCs w:val="20"/>
         </w:rPr>
         <w:pict w14:anchorId="28153FDC">
-          <v:rect id="_x0000_i3337" style="width:0;height:1.5pt" o:hralign="center" o:hrstd="t" o:hr="t" fillcolor="#a0a0a0" stroked="f"/>
+          <v:rect id="_x0000_i1044" style="width:0;height:1.5pt" o:hralign="center" o:hrstd="t" o:hr="t" fillcolor="#a0a0a0" stroked="f"/>
         </w:pict>
       </w:r>
     </w:p>
@@ -4930,7 +4930,7 @@
           <w:szCs w:val="20"/>
         </w:rPr>
         <w:pict w14:anchorId="523FA660">
-          <v:rect id="_x0000_i3338" style="width:0;height:1.5pt" o:hralign="center" o:hrstd="t" o:hr="t" fillcolor="#a0a0a0" stroked="f"/>
+          <v:rect id="_x0000_i1045" style="width:0;height:1.5pt" o:hralign="center" o:hrstd="t" o:hr="t" fillcolor="#a0a0a0" stroked="f"/>
         </w:pict>
       </w:r>
     </w:p>
@@ -5179,7 +5179,7 @@
           <w:szCs w:val="20"/>
         </w:rPr>
         <w:pict w14:anchorId="6EDE8757">
-          <v:rect id="_x0000_i3339" style="width:0;height:1.5pt" o:hralign="center" o:hrstd="t" o:hr="t" fillcolor="#a0a0a0" stroked="f"/>
+          <v:rect id="_x0000_i1046" style="width:0;height:1.5pt" o:hralign="center" o:hrstd="t" o:hr="t" fillcolor="#a0a0a0" stroked="f"/>
         </w:pict>
       </w:r>
     </w:p>
@@ -5427,7 +5427,7 @@
           <w:szCs w:val="20"/>
         </w:rPr>
         <w:pict w14:anchorId="69FB05F8">
-          <v:rect id="_x0000_i3340" style="width:0;height:1.5pt" o:hralign="center" o:hrstd="t" o:hr="t" fillcolor="#a0a0a0" stroked="f"/>
+          <v:rect id="_x0000_i1047" style="width:0;height:1.5pt" o:hralign="center" o:hrstd="t" o:hr="t" fillcolor="#a0a0a0" stroked="f"/>
         </w:pict>
       </w:r>
     </w:p>
@@ -5721,7 +5721,7 @@
           <w:szCs w:val="20"/>
         </w:rPr>
         <w:pict w14:anchorId="5E20F48D">
-          <v:rect id="_x0000_i3341" style="width:0;height:1.5pt" o:hralign="center" o:hrstd="t" o:hr="t" fillcolor="#a0a0a0" stroked="f"/>
+          <v:rect id="_x0000_i1048" style="width:0;height:1.5pt" o:hralign="center" o:hrstd="t" o:hr="t" fillcolor="#a0a0a0" stroked="f"/>
         </w:pict>
       </w:r>
     </w:p>
@@ -5851,7 +5851,7 @@
           <w:szCs w:val="20"/>
         </w:rPr>
         <w:pict w14:anchorId="3152AFEC">
-          <v:rect id="_x0000_i3342" style="width:0;height:1.5pt" o:hralign="center" o:hrstd="t" o:hr="t" fillcolor="#a0a0a0" stroked="f"/>
+          <v:rect id="_x0000_i1049" style="width:0;height:1.5pt" o:hralign="center" o:hrstd="t" o:hr="t" fillcolor="#a0a0a0" stroked="f"/>
         </w:pict>
       </w:r>
     </w:p>
@@ -5941,7 +5941,7 @@
           <w:szCs w:val="20"/>
         </w:rPr>
         <w:pict w14:anchorId="4C33BD63">
-          <v:rect id="_x0000_i3343" style="width:0;height:1.5pt" o:hralign="center" o:hrstd="t" o:hr="t" fillcolor="#a0a0a0" stroked="f"/>
+          <v:rect id="_x0000_i1050" style="width:0;height:1.5pt" o:hralign="center" o:hrstd="t" o:hr="t" fillcolor="#a0a0a0" stroked="f"/>
         </w:pict>
       </w:r>
     </w:p>
@@ -6189,7 +6189,7 @@
           <w:szCs w:val="20"/>
         </w:rPr>
         <w:pict w14:anchorId="77F551D5">
-          <v:rect id="_x0000_i3344" style="width:0;height:1.5pt" o:hralign="center" o:hrstd="t" o:hr="t" fillcolor="#a0a0a0" stroked="f"/>
+          <v:rect id="_x0000_i1051" style="width:0;height:1.5pt" o:hralign="center" o:hrstd="t" o:hr="t" fillcolor="#a0a0a0" stroked="f"/>
         </w:pict>
       </w:r>
     </w:p>
@@ -6437,7 +6437,7 @@
           <w:szCs w:val="20"/>
         </w:rPr>
         <w:pict w14:anchorId="1951548A">
-          <v:rect id="_x0000_i3345" style="width:0;height:1.5pt" o:hralign="center" o:hrstd="t" o:hr="t" fillcolor="#a0a0a0" stroked="f"/>
+          <v:rect id="_x0000_i1052" style="width:0;height:1.5pt" o:hralign="center" o:hrstd="t" o:hr="t" fillcolor="#a0a0a0" stroked="f"/>
         </w:pict>
       </w:r>
     </w:p>
@@ -6923,7 +6923,7 @@
           <w:szCs w:val="20"/>
         </w:rPr>
         <w:pict w14:anchorId="6024E4DC">
-          <v:rect id="_x0000_i3346" style="width:0;height:1.5pt" o:hralign="center" o:hrstd="t" o:hr="t" fillcolor="#a0a0a0" stroked="f"/>
+          <v:rect id="_x0000_i1053" style="width:0;height:1.5pt" o:hralign="center" o:hrstd="t" o:hr="t" fillcolor="#a0a0a0" stroked="f"/>
         </w:pict>
       </w:r>
     </w:p>
@@ -7095,7 +7095,7 @@
           <w:szCs w:val="20"/>
         </w:rPr>
         <w:pict w14:anchorId="026CA4A4">
-          <v:rect id="_x0000_i3347" style="width:0;height:1.5pt" o:hralign="center" o:hrstd="t" o:hr="t" fillcolor="#a0a0a0" stroked="f"/>
+          <v:rect id="_x0000_i1054" style="width:0;height:1.5pt" o:hralign="center" o:hrstd="t" o:hr="t" fillcolor="#a0a0a0" stroked="f"/>
         </w:pict>
       </w:r>
     </w:p>
@@ -7147,7 +7147,7 @@
           <w:szCs w:val="20"/>
         </w:rPr>
         <w:pict w14:anchorId="1CF4DD74">
-          <v:rect id="_x0000_i3348" style="width:0;height:1.5pt" o:hralign="center" o:hrstd="t" o:hr="t" fillcolor="#a0a0a0" stroked="f"/>
+          <v:rect id="_x0000_i1055" style="width:0;height:1.5pt" o:hralign="center" o:hrstd="t" o:hr="t" fillcolor="#a0a0a0" stroked="f"/>
         </w:pict>
       </w:r>
     </w:p>
@@ -7289,7 +7289,7 @@
           <w:szCs w:val="20"/>
         </w:rPr>
         <w:pict w14:anchorId="78E0759E">
-          <v:rect id="_x0000_i3349" style="width:0;height:1.5pt" o:hralign="center" o:hrstd="t" o:hr="t" fillcolor="#a0a0a0" stroked="f"/>
+          <v:rect id="_x0000_i1056" style="width:0;height:1.5pt" o:hralign="center" o:hrstd="t" o:hr="t" fillcolor="#a0a0a0" stroked="f"/>
         </w:pict>
       </w:r>
     </w:p>
@@ -7581,7 +7581,7 @@
           <w:szCs w:val="20"/>
         </w:rPr>
         <w:pict w14:anchorId="560D345F">
-          <v:rect id="_x0000_i3350" style="width:0;height:1.5pt" o:hralign="center" o:hrstd="t" o:hr="t" fillcolor="#a0a0a0" stroked="f"/>
+          <v:rect id="_x0000_i1057" style="width:0;height:1.5pt" o:hralign="center" o:hrstd="t" o:hr="t" fillcolor="#a0a0a0" stroked="f"/>
         </w:pict>
       </w:r>
     </w:p>
@@ -7727,7 +7727,7 @@
           <w:szCs w:val="20"/>
         </w:rPr>
         <w:pict w14:anchorId="539EF1A8">
-          <v:rect id="_x0000_i3351" style="width:0;height:1.5pt" o:hralign="center" o:hrstd="t" o:hr="t" fillcolor="#a0a0a0" stroked="f"/>
+          <v:rect id="_x0000_i1058" style="width:0;height:1.5pt" o:hralign="center" o:hrstd="t" o:hr="t" fillcolor="#a0a0a0" stroked="f"/>
         </w:pict>
       </w:r>
     </w:p>
@@ -8014,7 +8014,7 @@
           <w:szCs w:val="20"/>
         </w:rPr>
         <w:pict w14:anchorId="13A9AF5F">
-          <v:rect id="_x0000_i3352" style="width:0;height:1.5pt" o:hralign="center" o:hrstd="t" o:hr="t" fillcolor="#a0a0a0" stroked="f"/>
+          <v:rect id="_x0000_i1059" style="width:0;height:1.5pt" o:hralign="center" o:hrstd="t" o:hr="t" fillcolor="#a0a0a0" stroked="f"/>
         </w:pict>
       </w:r>
     </w:p>
@@ -8220,7 +8220,7 @@
           <w:szCs w:val="20"/>
         </w:rPr>
         <w:pict w14:anchorId="6FB99438">
-          <v:rect id="_x0000_i3353" style="width:0;height:1.5pt" o:hralign="center" o:hrstd="t" o:hr="t" fillcolor="#a0a0a0" stroked="f"/>
+          <v:rect id="_x0000_i1060" style="width:0;height:1.5pt" o:hralign="center" o:hrstd="t" o:hr="t" fillcolor="#a0a0a0" stroked="f"/>
         </w:pict>
       </w:r>
     </w:p>
@@ -8619,7 +8619,7 @@
           <w:szCs w:val="20"/>
         </w:rPr>
         <w:pict w14:anchorId="3D7817D6">
-          <v:rect id="_x0000_i3354" style="width:0;height:1.5pt" o:hralign="center" o:hrstd="t" o:hr="t" fillcolor="#a0a0a0" stroked="f"/>
+          <v:rect id="_x0000_i1061" style="width:0;height:1.5pt" o:hralign="center" o:hrstd="t" o:hr="t" fillcolor="#a0a0a0" stroked="f"/>
         </w:pict>
       </w:r>
     </w:p>
@@ -8971,7 +8971,7 @@
           <w:szCs w:val="20"/>
         </w:rPr>
         <w:pict w14:anchorId="4337515F">
-          <v:rect id="_x0000_i3355" style="width:0;height:1.5pt" o:hralign="center" o:hrstd="t" o:hr="t" fillcolor="#a0a0a0" stroked="f"/>
+          <v:rect id="_x0000_i1062" style="width:0;height:1.5pt" o:hralign="center" o:hrstd="t" o:hr="t" fillcolor="#a0a0a0" stroked="f"/>
         </w:pict>
       </w:r>
     </w:p>
@@ -9183,7 +9183,7 @@
           <w:szCs w:val="20"/>
         </w:rPr>
         <w:pict w14:anchorId="3C39812E">
-          <v:rect id="_x0000_i3356" style="width:0;height:1.5pt" o:hralign="center" o:hrstd="t" o:hr="t" fillcolor="#a0a0a0" stroked="f"/>
+          <v:rect id="_x0000_i1063" style="width:0;height:1.5pt" o:hralign="center" o:hrstd="t" o:hr="t" fillcolor="#a0a0a0" stroked="f"/>
         </w:pict>
       </w:r>
     </w:p>
@@ -9310,7 +9310,7 @@
           <w:szCs w:val="20"/>
         </w:rPr>
         <w:pict w14:anchorId="051D891F">
-          <v:rect id="_x0000_i3357" style="width:0;height:1.5pt" o:hralign="center" o:hrstd="t" o:hr="t" fillcolor="#a0a0a0" stroked="f"/>
+          <v:rect id="_x0000_i1064" style="width:0;height:1.5pt" o:hralign="center" o:hrstd="t" o:hr="t" fillcolor="#a0a0a0" stroked="f"/>
         </w:pict>
       </w:r>
     </w:p>
@@ -9437,7 +9437,7 @@
           <w:szCs w:val="20"/>
         </w:rPr>
         <w:pict w14:anchorId="592221B5">
-          <v:rect id="_x0000_i3358" style="width:0;height:1.5pt" o:hralign="center" o:hrstd="t" o:hr="t" fillcolor="#a0a0a0" stroked="f"/>
+          <v:rect id="_x0000_i1065" style="width:0;height:1.5pt" o:hralign="center" o:hrstd="t" o:hr="t" fillcolor="#a0a0a0" stroked="f"/>
         </w:pict>
       </w:r>
     </w:p>
@@ -9685,7 +9685,7 @@
           <w:szCs w:val="20"/>
         </w:rPr>
         <w:pict w14:anchorId="0D74067B">
-          <v:rect id="_x0000_i3359" style="width:0;height:1.5pt" o:hralign="center" o:hrstd="t" o:hr="t" fillcolor="#a0a0a0" stroked="f"/>
+          <v:rect id="_x0000_i1066" style="width:0;height:1.5pt" o:hralign="center" o:hrstd="t" o:hr="t" fillcolor="#a0a0a0" stroked="f"/>
         </w:pict>
       </w:r>
     </w:p>
@@ -9934,7 +9934,7 @@
           <w:szCs w:val="20"/>
         </w:rPr>
         <w:pict w14:anchorId="37295B79">
-          <v:rect id="_x0000_i3360" style="width:0;height:1.5pt" o:hralign="center" o:hrstd="t" o:hr="t" fillcolor="#a0a0a0" stroked="f"/>
+          <v:rect id="_x0000_i1067" style="width:0;height:1.5pt" o:hralign="center" o:hrstd="t" o:hr="t" fillcolor="#a0a0a0" stroked="f"/>
         </w:pict>
       </w:r>
     </w:p>
@@ -10182,7 +10182,7 @@
           <w:szCs w:val="20"/>
         </w:rPr>
         <w:pict w14:anchorId="48A7130A">
-          <v:rect id="_x0000_i3361" style="width:0;height:1.5pt" o:hralign="center" o:hrstd="t" o:hr="t" fillcolor="#a0a0a0" stroked="f"/>
+          <v:rect id="_x0000_i1068" style="width:0;height:1.5pt" o:hralign="center" o:hrstd="t" o:hr="t" fillcolor="#a0a0a0" stroked="f"/>
         </w:pict>
       </w:r>
     </w:p>
@@ -10388,7 +10388,7 @@
           <w:szCs w:val="20"/>
         </w:rPr>
         <w:pict w14:anchorId="4C92378E">
-          <v:rect id="_x0000_i3362" style="width:0;height:1.5pt" o:hralign="center" o:hrstd="t" o:hr="t" fillcolor="#a0a0a0" stroked="f"/>
+          <v:rect id="_x0000_i1069" style="width:0;height:1.5pt" o:hralign="center" o:hrstd="t" o:hr="t" fillcolor="#a0a0a0" stroked="f"/>
         </w:pict>
       </w:r>
     </w:p>
@@ -10583,7 +10583,7 @@
           <w:szCs w:val="20"/>
         </w:rPr>
         <w:pict w14:anchorId="206A2305">
-          <v:rect id="_x0000_i3363" style="width:0;height:1.5pt" o:hralign="center" o:hrstd="t" o:hr="t" fillcolor="#a0a0a0" stroked="f"/>
+          <v:rect id="_x0000_i1070" style="width:0;height:1.5pt" o:hralign="center" o:hrstd="t" o:hr="t" fillcolor="#a0a0a0" stroked="f"/>
         </w:pict>
       </w:r>
     </w:p>
@@ -10923,7 +10923,7 @@
           <w:szCs w:val="20"/>
         </w:rPr>
         <w:pict w14:anchorId="22CE47E4">
-          <v:rect id="_x0000_i3364" style="width:0;height:1.5pt" o:hralign="center" o:hrstd="t" o:hr="t" fillcolor="#a0a0a0" stroked="f"/>
+          <v:rect id="_x0000_i1071" style="width:0;height:1.5pt" o:hralign="center" o:hrstd="t" o:hr="t" fillcolor="#a0a0a0" stroked="f"/>
         </w:pict>
       </w:r>
     </w:p>
@@ -11017,7 +11017,7 @@
           <w:szCs w:val="20"/>
         </w:rPr>
         <w:pict w14:anchorId="5EA8BDD5">
-          <v:rect id="_x0000_i3365" style="width:0;height:1.5pt" o:hralign="center" o:hrstd="t" o:hr="t" fillcolor="#a0a0a0" stroked="f"/>
+          <v:rect id="_x0000_i1072" style="width:0;height:1.5pt" o:hralign="center" o:hrstd="t" o:hr="t" fillcolor="#a0a0a0" stroked="f"/>
         </w:pict>
       </w:r>
     </w:p>
@@ -11092,7 +11092,7 @@
           <w:szCs w:val="20"/>
         </w:rPr>
         <w:pict w14:anchorId="0A878393">
-          <v:rect id="_x0000_i3575" style="width:0;height:1.5pt" o:hralign="center" o:hrstd="t" o:hr="t" fillcolor="#a0a0a0" stroked="f"/>
+          <v:rect id="_x0000_i1073" style="width:0;height:1.5pt" o:hralign="center" o:hrstd="t" o:hr="t" fillcolor="#a0a0a0" stroked="f"/>
         </w:pict>
       </w:r>
     </w:p>
@@ -11287,7 +11287,7 @@
           <w:szCs w:val="20"/>
         </w:rPr>
         <w:pict w14:anchorId="0BCF6729">
-          <v:rect id="_x0000_i3367" style="width:0;height:1.5pt" o:hralign="center" o:hrstd="t" o:hr="t" fillcolor="#a0a0a0" stroked="f"/>
+          <v:rect id="_x0000_i1074" style="width:0;height:1.5pt" o:hralign="center" o:hrstd="t" o:hr="t" fillcolor="#a0a0a0" stroked="f"/>
         </w:pict>
       </w:r>
     </w:p>
@@ -11437,7 +11437,7 @@
           <w:szCs w:val="20"/>
         </w:rPr>
         <w:pict w14:anchorId="2EB551AF">
-          <v:rect id="_x0000_i3368" style="width:0;height:1.5pt" o:hralign="center" o:hrstd="t" o:hr="t" fillcolor="#a0a0a0" stroked="f"/>
+          <v:rect id="_x0000_i1075" style="width:0;height:1.5pt" o:hralign="center" o:hrstd="t" o:hr="t" fillcolor="#a0a0a0" stroked="f"/>
         </w:pict>
       </w:r>
     </w:p>
@@ -11779,7 +11779,7 @@
           <w:szCs w:val="20"/>
         </w:rPr>
         <w:pict w14:anchorId="7D0B6C7B">
-          <v:rect id="_x0000_i3369" style="width:0;height:1.5pt" o:hralign="center" o:hrstd="t" o:hr="t" fillcolor="#a0a0a0" stroked="f"/>
+          <v:rect id="_x0000_i1076" style="width:0;height:1.5pt" o:hralign="center" o:hrstd="t" o:hr="t" fillcolor="#a0a0a0" stroked="f"/>
         </w:pict>
       </w:r>
     </w:p>
@@ -12027,7 +12027,7 @@
           <w:szCs w:val="20"/>
         </w:rPr>
         <w:pict w14:anchorId="3A4D9695">
-          <v:rect id="_x0000_i3370" style="width:0;height:1.5pt" o:hralign="center" o:hrstd="t" o:hr="t" fillcolor="#a0a0a0" stroked="f"/>
+          <v:rect id="_x0000_i1077" style="width:0;height:1.5pt" o:hralign="center" o:hrstd="t" o:hr="t" fillcolor="#a0a0a0" stroked="f"/>
         </w:pict>
       </w:r>
     </w:p>
@@ -12275,7 +12275,7 @@
           <w:szCs w:val="20"/>
         </w:rPr>
         <w:pict w14:anchorId="4D969B2F">
-          <v:rect id="_x0000_i3371" style="width:0;height:1.5pt" o:hralign="center" o:hrstd="t" o:hr="t" fillcolor="#a0a0a0" stroked="f"/>
+          <v:rect id="_x0000_i1078" style="width:0;height:1.5pt" o:hralign="center" o:hrstd="t" o:hr="t" fillcolor="#a0a0a0" stroked="f"/>
         </w:pict>
       </w:r>
     </w:p>
@@ -12430,7 +12430,7 @@
         </w:rPr>
         <w:lastRenderedPageBreak/>
         <w:pict w14:anchorId="25CC37BD">
-          <v:rect id="_x0000_i3372" style="width:0;height:1.5pt" o:hralign="center" o:hrstd="t" o:hr="t" fillcolor="#a0a0a0" stroked="f"/>
+          <v:rect id="_x0000_i1079" style="width:0;height:1.5pt" o:hralign="center" o:hrstd="t" o:hr="t" fillcolor="#a0a0a0" stroked="f"/>
         </w:pict>
       </w:r>
     </w:p>
@@ -12606,7 +12606,7 @@
           <w:szCs w:val="20"/>
         </w:rPr>
         <w:pict w14:anchorId="26830316">
-          <v:rect id="_x0000_i3373" style="width:0;height:1.5pt" o:hralign="center" o:hrstd="t" o:hr="t" fillcolor="#a0a0a0" stroked="f"/>
+          <v:rect id="_x0000_i1080" style="width:0;height:1.5pt" o:hralign="center" o:hrstd="t" o:hr="t" fillcolor="#a0a0a0" stroked="f"/>
         </w:pict>
       </w:r>
     </w:p>
@@ -12657,7 +12657,7 @@
           <w:szCs w:val="20"/>
         </w:rPr>
         <w:pict w14:anchorId="0B1A2A07">
-          <v:rect id="_x0000_i3374" style="width:0;height:1.5pt" o:hralign="center" o:hrstd="t" o:hr="t" fillcolor="#a0a0a0" stroked="f"/>
+          <v:rect id="_x0000_i1081" style="width:0;height:1.5pt" o:hralign="center" o:hrstd="t" o:hr="t" fillcolor="#a0a0a0" stroked="f"/>
         </w:pict>
       </w:r>
     </w:p>
@@ -12830,7 +12830,7 @@
           <w:szCs w:val="20"/>
         </w:rPr>
         <w:pict w14:anchorId="05CB0984">
-          <v:rect id="_x0000_i3375" style="width:0;height:1.5pt" o:hralign="center" o:hrstd="t" o:hr="t" fillcolor="#a0a0a0" stroked="f"/>
+          <v:rect id="_x0000_i1082" style="width:0;height:1.5pt" o:hralign="center" o:hrstd="t" o:hr="t" fillcolor="#a0a0a0" stroked="f"/>
         </w:pict>
       </w:r>
     </w:p>
@@ -13308,7 +13308,7 @@
         </w:rPr>
         <w:lastRenderedPageBreak/>
         <w:pict w14:anchorId="5938BE8E">
-          <v:rect id="_x0000_i3376" style="width:0;height:1.5pt" o:hralign="center" o:hrstd="t" o:hr="t" fillcolor="#a0a0a0" stroked="f"/>
+          <v:rect id="_x0000_i1083" style="width:0;height:1.5pt" o:hralign="center" o:hrstd="t" o:hr="t" fillcolor="#a0a0a0" stroked="f"/>
         </w:pict>
       </w:r>
     </w:p>
@@ -13418,7 +13418,7 @@
           <w:szCs w:val="20"/>
         </w:rPr>
         <w:pict w14:anchorId="70F330DD">
-          <v:rect id="_x0000_i3377" style="width:0;height:1.5pt" o:hralign="center" o:hrstd="t" o:hr="t" fillcolor="#a0a0a0" stroked="f"/>
+          <v:rect id="_x0000_i1084" style="width:0;height:1.5pt" o:hralign="center" o:hrstd="t" o:hr="t" fillcolor="#a0a0a0" stroked="f"/>
         </w:pict>
       </w:r>
     </w:p>
@@ -13516,7 +13516,7 @@
           <w:szCs w:val="20"/>
         </w:rPr>
         <w:pict w14:anchorId="3CA681FA">
-          <v:rect id="_x0000_i3378" style="width:0;height:1.5pt" o:hralign="center" o:hrstd="t" o:hr="t" fillcolor="#a0a0a0" stroked="f"/>
+          <v:rect id="_x0000_i1085" style="width:0;height:1.5pt" o:hralign="center" o:hrstd="t" o:hr="t" fillcolor="#a0a0a0" stroked="f"/>
         </w:pict>
       </w:r>
     </w:p>
@@ -13707,7 +13707,7 @@
           <w:szCs w:val="20"/>
         </w:rPr>
         <w:pict w14:anchorId="5AD518AE">
-          <v:rect id="_x0000_i3379" style="width:0;height:1.5pt" o:hralign="center" o:hrstd="t" o:hr="t" fillcolor="#a0a0a0" stroked="f"/>
+          <v:rect id="_x0000_i1086" style="width:0;height:1.5pt" o:hralign="center" o:hrstd="t" o:hr="t" fillcolor="#a0a0a0" stroked="f"/>
         </w:pict>
       </w:r>
     </w:p>
@@ -13955,7 +13955,7 @@
           <w:szCs w:val="20"/>
         </w:rPr>
         <w:pict w14:anchorId="3C20A247">
-          <v:rect id="_x0000_i3380" style="width:0;height:1.5pt" o:hralign="center" o:hrstd="t" o:hr="t" fillcolor="#a0a0a0" stroked="f"/>
+          <v:rect id="_x0000_i1087" style="width:0;height:1.5pt" o:hralign="center" o:hrstd="t" o:hr="t" fillcolor="#a0a0a0" stroked="f"/>
         </w:pict>
       </w:r>
     </w:p>
@@ -14105,7 +14105,7 @@
           <w:szCs w:val="20"/>
         </w:rPr>
         <w:pict w14:anchorId="4AFE5A2E">
-          <v:rect id="_x0000_i3381" style="width:0;height:1.5pt" o:hralign="center" o:hrstd="t" o:hr="t" fillcolor="#a0a0a0" stroked="f"/>
+          <v:rect id="_x0000_i1088" style="width:0;height:1.5pt" o:hralign="center" o:hrstd="t" o:hr="t" fillcolor="#a0a0a0" stroked="f"/>
         </w:pict>
       </w:r>
     </w:p>
@@ -14401,7 +14401,7 @@
           <w:szCs w:val="20"/>
         </w:rPr>
         <w:pict w14:anchorId="1AD66F21">
-          <v:rect id="_x0000_i3382" style="width:0;height:1.5pt" o:hralign="center" o:hrstd="t" o:hr="t" fillcolor="#a0a0a0" stroked="f"/>
+          <v:rect id="_x0000_i1089" style="width:0;height:1.5pt" o:hralign="center" o:hrstd="t" o:hr="t" fillcolor="#a0a0a0" stroked="f"/>
         </w:pict>
       </w:r>
     </w:p>
@@ -14649,7 +14649,7 @@
           <w:szCs w:val="20"/>
         </w:rPr>
         <w:pict w14:anchorId="2F72055A">
-          <v:rect id="_x0000_i3383" style="width:0;height:1.5pt" o:hralign="center" o:hrstd="t" o:hr="t" fillcolor="#a0a0a0" stroked="f"/>
+          <v:rect id="_x0000_i1090" style="width:0;height:1.5pt" o:hralign="center" o:hrstd="t" o:hr="t" fillcolor="#a0a0a0" stroked="f"/>
         </w:pict>
       </w:r>
     </w:p>
@@ -14912,7 +14912,7 @@
           <w:szCs w:val="20"/>
         </w:rPr>
         <w:pict w14:anchorId="444428A9">
-          <v:rect id="_x0000_i3384" style="width:0;height:1.5pt" o:hralign="center" o:hrstd="t" o:hr="t" fillcolor="#a0a0a0" stroked="f"/>
+          <v:rect id="_x0000_i1091" style="width:0;height:1.5pt" o:hralign="center" o:hrstd="t" o:hr="t" fillcolor="#a0a0a0" stroked="f"/>
         </w:pict>
       </w:r>
     </w:p>
@@ -15090,7 +15090,7 @@
           <w:szCs w:val="20"/>
         </w:rPr>
         <w:pict w14:anchorId="05D8A281">
-          <v:rect id="_x0000_i3385" style="width:0;height:1.5pt" o:hralign="center" o:hrstd="t" o:hr="t" fillcolor="#a0a0a0" stroked="f"/>
+          <v:rect id="_x0000_i1092" style="width:0;height:1.5pt" o:hralign="center" o:hrstd="t" o:hr="t" fillcolor="#a0a0a0" stroked="f"/>
         </w:pict>
       </w:r>
     </w:p>
@@ -15292,7 +15292,7 @@
           <w:szCs w:val="20"/>
         </w:rPr>
         <w:pict w14:anchorId="62DEF0CC">
-          <v:rect id="_x0000_i3386" style="width:0;height:1.5pt" o:hralign="center" o:hrstd="t" o:hr="t" fillcolor="#a0a0a0" stroked="f"/>
+          <v:rect id="_x0000_i1093" style="width:0;height:1.5pt" o:hralign="center" o:hrstd="t" o:hr="t" fillcolor="#a0a0a0" stroked="f"/>
         </w:pict>
       </w:r>
     </w:p>
@@ -15535,7 +15535,7 @@
           <w:szCs w:val="20"/>
         </w:rPr>
         <w:pict w14:anchorId="1DC8BC52">
-          <v:rect id="_x0000_i3387" style="width:0;height:1.5pt" o:hralign="center" o:hrstd="t" o:hr="t" fillcolor="#a0a0a0" stroked="f"/>
+          <v:rect id="_x0000_i1094" style="width:0;height:1.5pt" o:hralign="center" o:hrstd="t" o:hr="t" fillcolor="#a0a0a0" stroked="f"/>
         </w:pict>
       </w:r>
     </w:p>
@@ -15851,7 +15851,7 @@
           <w:szCs w:val="20"/>
         </w:rPr>
         <w:pict w14:anchorId="38ED5315">
-          <v:rect id="_x0000_i3388" style="width:0;height:1.5pt" o:hralign="center" o:hrstd="t" o:hr="t" fillcolor="#a0a0a0" stroked="f"/>
+          <v:rect id="_x0000_i1095" style="width:0;height:1.5pt" o:hralign="center" o:hrstd="t" o:hr="t" fillcolor="#a0a0a0" stroked="f"/>
         </w:pict>
       </w:r>
     </w:p>
@@ -15933,7 +15933,7 @@
           <w:szCs w:val="20"/>
         </w:rPr>
         <w:pict w14:anchorId="03991670">
-          <v:rect id="_x0000_i3389" style="width:0;height:1.5pt" o:hralign="center" o:hrstd="t" o:hr="t" fillcolor="#a0a0a0" stroked="f"/>
+          <v:rect id="_x0000_i1096" style="width:0;height:1.5pt" o:hralign="center" o:hrstd="t" o:hr="t" fillcolor="#a0a0a0" stroked="f"/>
         </w:pict>
       </w:r>
     </w:p>
@@ -16176,7 +16176,7 @@
           <w:szCs w:val="20"/>
         </w:rPr>
         <w:pict w14:anchorId="22FE76F2">
-          <v:rect id="_x0000_i3390" style="width:0;height:1.5pt" o:hralign="center" o:hrstd="t" o:hr="t" fillcolor="#a0a0a0" stroked="f"/>
+          <v:rect id="_x0000_i1097" style="width:0;height:1.5pt" o:hralign="center" o:hrstd="t" o:hr="t" fillcolor="#a0a0a0" stroked="f"/>
         </w:pict>
       </w:r>
     </w:p>
@@ -16485,7 +16485,7 @@
           <w:szCs w:val="20"/>
         </w:rPr>
         <w:pict w14:anchorId="1725D47E">
-          <v:rect id="_x0000_i3391" style="width:0;height:1.5pt" o:hralign="center" o:hrstd="t" o:hr="t" fillcolor="#a0a0a0" stroked="f"/>
+          <v:rect id="_x0000_i1098" style="width:0;height:1.5pt" o:hralign="center" o:hrstd="t" o:hr="t" fillcolor="#a0a0a0" stroked="f"/>
         </w:pict>
       </w:r>
     </w:p>
@@ -16908,7 +16908,7 @@
           <w:szCs w:val="20"/>
         </w:rPr>
         <w:pict w14:anchorId="2155B08E">
-          <v:rect id="_x0000_i3392" style="width:0;height:1.5pt" o:hralign="center" o:hrstd="t" o:hr="t" fillcolor="#a0a0a0" stroked="f"/>
+          <v:rect id="_x0000_i1099" style="width:0;height:1.5pt" o:hralign="center" o:hrstd="t" o:hr="t" fillcolor="#a0a0a0" stroked="f"/>
         </w:pict>
       </w:r>
     </w:p>
@@ -17332,7 +17332,7 @@
           <w:szCs w:val="20"/>
         </w:rPr>
         <w:pict w14:anchorId="6F62F5B3">
-          <v:rect id="_x0000_i3393" style="width:0;height:1.5pt" o:hralign="center" o:hrstd="t" o:hr="t" fillcolor="#a0a0a0" stroked="f"/>
+          <v:rect id="_x0000_i1100" style="width:0;height:1.5pt" o:hralign="center" o:hrstd="t" o:hr="t" fillcolor="#a0a0a0" stroked="f"/>
         </w:pict>
       </w:r>
     </w:p>
@@ -17462,7 +17462,7 @@
           <w:szCs w:val="20"/>
         </w:rPr>
         <w:pict w14:anchorId="4278C41F">
-          <v:rect id="_x0000_i3394" style="width:0;height:1.5pt" o:hralign="center" o:hrstd="t" o:hr="t" fillcolor="#a0a0a0" stroked="f"/>
+          <v:rect id="_x0000_i1101" style="width:0;height:1.5pt" o:hralign="center" o:hrstd="t" o:hr="t" fillcolor="#a0a0a0" stroked="f"/>
         </w:pict>
       </w:r>
     </w:p>
@@ -17713,7 +17713,7 @@
           <w:szCs w:val="20"/>
         </w:rPr>
         <w:pict w14:anchorId="2E08A8E9">
-          <v:rect id="_x0000_i3395" style="width:0;height:1.5pt" o:hralign="center" o:hrstd="t" o:hr="t" fillcolor="#a0a0a0" stroked="f"/>
+          <v:rect id="_x0000_i1102" style="width:0;height:1.5pt" o:hralign="center" o:hrstd="t" o:hr="t" fillcolor="#a0a0a0" stroked="f"/>
         </w:pict>
       </w:r>
     </w:p>
@@ -17962,7 +17962,7 @@
         </w:rPr>
         <w:lastRenderedPageBreak/>
         <w:pict w14:anchorId="1D44CFB5">
-          <v:rect id="_x0000_i3396" style="width:0;height:1.5pt" o:hralign="center" o:hrstd="t" o:hr="t" fillcolor="#a0a0a0" stroked="f"/>
+          <v:rect id="_x0000_i1103" style="width:0;height:1.5pt" o:hralign="center" o:hrstd="t" o:hr="t" fillcolor="#a0a0a0" stroked="f"/>
         </w:pict>
       </w:r>
     </w:p>
@@ -18149,7 +18149,7 @@
           <w:szCs w:val="20"/>
         </w:rPr>
         <w:pict w14:anchorId="73E11D28">
-          <v:rect id="_x0000_i3397" style="width:0;height:1.5pt" o:hralign="center" o:hrstd="t" o:hr="t" fillcolor="#a0a0a0" stroked="f"/>
+          <v:rect id="_x0000_i1104" style="width:0;height:1.5pt" o:hralign="center" o:hrstd="t" o:hr="t" fillcolor="#a0a0a0" stroked="f"/>
         </w:pict>
       </w:r>
     </w:p>
@@ -18174,6 +18174,9 @@
     </w:p>
     <w:p>
       <w:pPr>
+        <w:pBdr>
+          <w:bottom w:val="single" w:sz="6" w:space="1" w:color="auto"/>
+        </w:pBdr>
         <w:rPr>
           <w:sz w:val="20"/>
           <w:szCs w:val="20"/>
@@ -18332,7 +18335,7 @@
           <w:szCs w:val="20"/>
         </w:rPr>
         <w:pict w14:anchorId="1E286F89">
-          <v:rect id="_x0000_i3398" style="width:0;height:1.5pt" o:hralign="center" o:hrstd="t" o:hr="t" fillcolor="#a0a0a0" stroked="f"/>
+          <v:rect id="_x0000_i1105" style="width:0;height:1.5pt" o:hralign="center" o:hrstd="t" o:hr="t" fillcolor="#a0a0a0" stroked="f"/>
         </w:pict>
       </w:r>
     </w:p>
@@ -18476,7 +18479,7 @@
           <w:szCs w:val="20"/>
         </w:rPr>
         <w:pict w14:anchorId="104B92BF">
-          <v:rect id="_x0000_i3399" style="width:0;height:1.5pt" o:hralign="center" o:hrstd="t" o:hr="t" fillcolor="#a0a0a0" stroked="f"/>
+          <v:rect id="_x0000_i1106" style="width:0;height:1.5pt" o:hralign="center" o:hrstd="t" o:hr="t" fillcolor="#a0a0a0" stroked="f"/>
         </w:pict>
       </w:r>
     </w:p>
@@ -18804,7 +18807,7 @@
           <w:szCs w:val="20"/>
         </w:rPr>
         <w:pict w14:anchorId="3E4950CD">
-          <v:rect id="_x0000_i3400" style="width:0;height:1.5pt" o:hralign="center" o:hrstd="t" o:hr="t" fillcolor="#a0a0a0" stroked="f"/>
+          <v:rect id="_x0000_i1107" style="width:0;height:1.5pt" o:hralign="center" o:hrstd="t" o:hr="t" fillcolor="#a0a0a0" stroked="f"/>
         </w:pict>
       </w:r>
     </w:p>
@@ -19047,7 +19050,7 @@
           <w:szCs w:val="20"/>
         </w:rPr>
         <w:pict w14:anchorId="1DAD90C8">
-          <v:rect id="_x0000_i3401" style="width:0;height:1.5pt" o:hralign="center" o:hrstd="t" o:hr="t" fillcolor="#a0a0a0" stroked="f"/>
+          <v:rect id="_x0000_i1108" style="width:0;height:1.5pt" o:hralign="center" o:hrstd="t" o:hr="t" fillcolor="#a0a0a0" stroked="f"/>
         </w:pict>
       </w:r>
     </w:p>
@@ -19212,7 +19215,7 @@
           <w:szCs w:val="20"/>
         </w:rPr>
         <w:pict w14:anchorId="26980700">
-          <v:rect id="_x0000_i3402" style="width:0;height:1.5pt" o:hralign="center" o:hrstd="t" o:hr="t" fillcolor="#a0a0a0" stroked="f"/>
+          <v:rect id="_x0000_i1109" style="width:0;height:1.5pt" o:hralign="center" o:hrstd="t" o:hr="t" fillcolor="#a0a0a0" stroked="f"/>
         </w:pict>
       </w:r>
     </w:p>
@@ -19652,7 +19655,7 @@
         </w:rPr>
         <w:lastRenderedPageBreak/>
         <w:pict w14:anchorId="31514346">
-          <v:rect id="_x0000_i3403" style="width:0;height:1.5pt" o:hralign="center" o:hrstd="t" o:hr="t" fillcolor="#a0a0a0" stroked="f"/>
+          <v:rect id="_x0000_i1110" style="width:0;height:1.5pt" o:hralign="center" o:hrstd="t" o:hr="t" fillcolor="#a0a0a0" stroked="f"/>
         </w:pict>
       </w:r>
     </w:p>
@@ -19900,7 +19903,7 @@
           <w:szCs w:val="20"/>
         </w:rPr>
         <w:pict w14:anchorId="158E97B8">
-          <v:rect id="_x0000_i3404" style="width:0;height:1.5pt" o:hralign="center" o:hrstd="t" o:hr="t" fillcolor="#a0a0a0" stroked="f"/>
+          <v:rect id="_x0000_i1111" style="width:0;height:1.5pt" o:hralign="center" o:hrstd="t" o:hr="t" fillcolor="#a0a0a0" stroked="f"/>
         </w:pict>
       </w:r>
     </w:p>
@@ -20211,7 +20214,7 @@
           <w:szCs w:val="20"/>
         </w:rPr>
         <w:pict w14:anchorId="1A5F25AB">
-          <v:rect id="_x0000_i3405" style="width:0;height:1.5pt" o:hralign="center" o:hrstd="t" o:hr="t" fillcolor="#a0a0a0" stroked="f"/>
+          <v:rect id="_x0000_i1112" style="width:0;height:1.5pt" o:hralign="center" o:hrstd="t" o:hr="t" fillcolor="#a0a0a0" stroked="f"/>
         </w:pict>
       </w:r>
     </w:p>
@@ -20401,7 +20404,7 @@
           <w:szCs w:val="20"/>
         </w:rPr>
         <w:pict w14:anchorId="4F34D0F6">
-          <v:rect id="_x0000_i3406" style="width:0;height:1.5pt" o:hralign="center" o:hrstd="t" o:hr="t" fillcolor="#a0a0a0" stroked="f"/>
+          <v:rect id="_x0000_i1113" style="width:0;height:1.5pt" o:hralign="center" o:hrstd="t" o:hr="t" fillcolor="#a0a0a0" stroked="f"/>
         </w:pict>
       </w:r>
     </w:p>
@@ -20649,7 +20652,7 @@
           <w:szCs w:val="20"/>
         </w:rPr>
         <w:pict w14:anchorId="38413DEA">
-          <v:rect id="_x0000_i3407" style="width:0;height:1.5pt" o:hralign="center" o:hrstd="t" o:hr="t" fillcolor="#a0a0a0" stroked="f"/>
+          <v:rect id="_x0000_i1114" style="width:0;height:1.5pt" o:hralign="center" o:hrstd="t" o:hr="t" fillcolor="#a0a0a0" stroked="f"/>
         </w:pict>
       </w:r>
     </w:p>
@@ -20819,7 +20822,7 @@
           <w:szCs w:val="20"/>
         </w:rPr>
         <w:pict w14:anchorId="39F11DF6">
-          <v:rect id="_x0000_i3408" style="width:0;height:1.5pt" o:hralign="center" o:hrstd="t" o:hr="t" fillcolor="#a0a0a0" stroked="f"/>
+          <v:rect id="_x0000_i1115" style="width:0;height:1.5pt" o:hralign="center" o:hrstd="t" o:hr="t" fillcolor="#a0a0a0" stroked="f"/>
         </w:pict>
       </w:r>
     </w:p>
@@ -20870,7 +20873,7 @@
           <w:szCs w:val="20"/>
         </w:rPr>
         <w:pict w14:anchorId="72174C0B">
-          <v:rect id="_x0000_i3409" style="width:0;height:1.5pt" o:hralign="center" o:hrstd="t" o:hr="t" fillcolor="#a0a0a0" stroked="f"/>
+          <v:rect id="_x0000_i1116" style="width:0;height:1.5pt" o:hralign="center" o:hrstd="t" o:hr="t" fillcolor="#a0a0a0" stroked="f"/>
         </w:pict>
       </w:r>
     </w:p>
@@ -21028,7 +21031,7 @@
           <w:szCs w:val="20"/>
         </w:rPr>
         <w:pict w14:anchorId="02CD2E7F">
-          <v:rect id="_x0000_i3410" style="width:0;height:1.5pt" o:hralign="center" o:hrstd="t" o:hr="t" fillcolor="#a0a0a0" stroked="f"/>
+          <v:rect id="_x0000_i1117" style="width:0;height:1.5pt" o:hralign="center" o:hrstd="t" o:hr="t" fillcolor="#a0a0a0" stroked="f"/>
         </w:pict>
       </w:r>
     </w:p>
@@ -21309,7 +21312,7 @@
           <w:szCs w:val="20"/>
         </w:rPr>
         <w:pict w14:anchorId="147D7237">
-          <v:rect id="_x0000_i3411" style="width:0;height:1.5pt" o:hralign="center" o:hrstd="t" o:hr="t" fillcolor="#a0a0a0" stroked="f"/>
+          <v:rect id="_x0000_i1118" style="width:0;height:1.5pt" o:hralign="center" o:hrstd="t" o:hr="t" fillcolor="#a0a0a0" stroked="f"/>
         </w:pict>
       </w:r>
     </w:p>
@@ -21424,7 +21427,7 @@
           <w:szCs w:val="20"/>
         </w:rPr>
         <w:pict w14:anchorId="2B9364AD">
-          <v:rect id="_x0000_i3412" style="width:0;height:1.5pt" o:hralign="center" o:hrstd="t" o:hr="t" fillcolor="#a0a0a0" stroked="f"/>
+          <v:rect id="_x0000_i1119" style="width:0;height:1.5pt" o:hralign="center" o:hrstd="t" o:hr="t" fillcolor="#a0a0a0" stroked="f"/>
         </w:pict>
       </w:r>
     </w:p>
@@ -21720,7 +21723,7 @@
           <w:szCs w:val="20"/>
         </w:rPr>
         <w:pict w14:anchorId="508A1045">
-          <v:rect id="_x0000_i3413" style="width:0;height:1.5pt" o:hralign="center" o:hrstd="t" o:hr="t" fillcolor="#a0a0a0" stroked="f"/>
+          <v:rect id="_x0000_i1120" style="width:0;height:1.5pt" o:hralign="center" o:hrstd="t" o:hr="t" fillcolor="#a0a0a0" stroked="f"/>
         </w:pict>
       </w:r>
     </w:p>
@@ -21968,7 +21971,7 @@
           <w:szCs w:val="20"/>
         </w:rPr>
         <w:pict w14:anchorId="5B9F1596">
-          <v:rect id="_x0000_i3414" style="width:0;height:1.5pt" o:hralign="center" o:hrstd="t" o:hr="t" fillcolor="#a0a0a0" stroked="f"/>
+          <v:rect id="_x0000_i1121" style="width:0;height:1.5pt" o:hralign="center" o:hrstd="t" o:hr="t" fillcolor="#a0a0a0" stroked="f"/>
         </w:pict>
       </w:r>
     </w:p>
@@ -22218,7 +22221,7 @@
           <w:szCs w:val="20"/>
         </w:rPr>
         <w:pict w14:anchorId="010BF243">
-          <v:rect id="_x0000_i3415" style="width:0;height:1.5pt" o:hralign="center" o:hrstd="t" o:hr="t" fillcolor="#a0a0a0" stroked="f"/>
+          <v:rect id="_x0000_i1122" style="width:0;height:1.5pt" o:hralign="center" o:hrstd="t" o:hr="t" fillcolor="#a0a0a0" stroked="f"/>
         </w:pict>
       </w:r>
     </w:p>
@@ -22415,7 +22418,7 @@
           <w:szCs w:val="20"/>
         </w:rPr>
         <w:pict w14:anchorId="4259B4DA">
-          <v:rect id="_x0000_i3416" style="width:0;height:1.5pt" o:hralign="center" o:hrstd="t" o:hr="t" fillcolor="#a0a0a0" stroked="f"/>
+          <v:rect id="_x0000_i1123" style="width:0;height:1.5pt" o:hralign="center" o:hrstd="t" o:hr="t" fillcolor="#a0a0a0" stroked="f"/>
         </w:pict>
       </w:r>
     </w:p>
@@ -22664,7 +22667,7 @@
           <w:szCs w:val="20"/>
         </w:rPr>
         <w:pict w14:anchorId="067BF81A">
-          <v:rect id="_x0000_i3417" style="width:0;height:1.5pt" o:hralign="center" o:hrstd="t" o:hr="t" fillcolor="#a0a0a0" stroked="f"/>
+          <v:rect id="_x0000_i1124" style="width:0;height:1.5pt" o:hralign="center" o:hrstd="t" o:hr="t" fillcolor="#a0a0a0" stroked="f"/>
         </w:pict>
       </w:r>
     </w:p>
@@ -22912,7 +22915,7 @@
           <w:szCs w:val="20"/>
         </w:rPr>
         <w:pict w14:anchorId="5CE9A169">
-          <v:rect id="_x0000_i3418" style="width:0;height:1.5pt" o:hralign="center" o:hrstd="t" o:hr="t" fillcolor="#a0a0a0" stroked="f"/>
+          <v:rect id="_x0000_i1125" style="width:0;height:1.5pt" o:hralign="center" o:hrstd="t" o:hr="t" fillcolor="#a0a0a0" stroked="f"/>
         </w:pict>
       </w:r>
     </w:p>
@@ -23010,7 +23013,7 @@
           <w:szCs w:val="20"/>
         </w:rPr>
         <w:pict w14:anchorId="09E21A2E">
-          <v:rect id="_x0000_i3419" style="width:0;height:1.5pt" o:hralign="center" o:hrstd="t" o:hr="t" fillcolor="#a0a0a0" stroked="f"/>
+          <v:rect id="_x0000_i1126" style="width:0;height:1.5pt" o:hralign="center" o:hrstd="t" o:hr="t" fillcolor="#a0a0a0" stroked="f"/>
         </w:pict>
       </w:r>
     </w:p>
@@ -23149,7 +23152,7 @@
           <w:szCs w:val="20"/>
         </w:rPr>
         <w:pict w14:anchorId="421312CE">
-          <v:rect id="_x0000_i3420" style="width:0;height:1.5pt" o:hralign="center" o:hrstd="t" o:hr="t" fillcolor="#a0a0a0" stroked="f"/>
+          <v:rect id="_x0000_i1127" style="width:0;height:1.5pt" o:hralign="center" o:hrstd="t" o:hr="t" fillcolor="#a0a0a0" stroked="f"/>
         </w:pict>
       </w:r>
     </w:p>
@@ -23341,7 +23344,7 @@
           <w:szCs w:val="20"/>
         </w:rPr>
         <w:pict w14:anchorId="70C5363C">
-          <v:rect id="_x0000_i3421" style="width:0;height:1.5pt" o:hralign="center" o:hrstd="t" o:hr="t" fillcolor="#a0a0a0" stroked="f"/>
+          <v:rect id="_x0000_i1128" style="width:0;height:1.5pt" o:hralign="center" o:hrstd="t" o:hr="t" fillcolor="#a0a0a0" stroked="f"/>
         </w:pict>
       </w:r>
     </w:p>
@@ -23624,7 +23627,7 @@
           <w:szCs w:val="20"/>
         </w:rPr>
         <w:pict w14:anchorId="58BE8DFD">
-          <v:rect id="_x0000_i3422" style="width:0;height:1.5pt" o:hralign="center" o:hrstd="t" o:hr="t" fillcolor="#a0a0a0" stroked="f"/>
+          <v:rect id="_x0000_i1129" style="width:0;height:1.5pt" o:hralign="center" o:hrstd="t" o:hr="t" fillcolor="#a0a0a0" stroked="f"/>
         </w:pict>
       </w:r>
     </w:p>
@@ -23770,7 +23773,7 @@
           <w:szCs w:val="20"/>
         </w:rPr>
         <w:pict w14:anchorId="2159F5DC">
-          <v:rect id="_x0000_i3423" style="width:0;height:1.5pt" o:hralign="center" o:hrstd="t" o:hr="t" fillcolor="#a0a0a0" stroked="f"/>
+          <v:rect id="_x0000_i1130" style="width:0;height:1.5pt" o:hralign="center" o:hrstd="t" o:hr="t" fillcolor="#a0a0a0" stroked="f"/>
         </w:pict>
       </w:r>
     </w:p>
@@ -24064,7 +24067,7 @@
           <w:szCs w:val="20"/>
         </w:rPr>
         <w:pict w14:anchorId="1339AF53">
-          <v:rect id="_x0000_i3424" style="width:0;height:1.5pt" o:hralign="center" o:hrstd="t" o:hr="t" fillcolor="#a0a0a0" stroked="f"/>
+          <v:rect id="_x0000_i1131" style="width:0;height:1.5pt" o:hralign="center" o:hrstd="t" o:hr="t" fillcolor="#a0a0a0" stroked="f"/>
         </w:pict>
       </w:r>
     </w:p>
@@ -24392,7 +24395,7 @@
         </w:rPr>
         <w:lastRenderedPageBreak/>
         <w:pict w14:anchorId="2707B1AF">
-          <v:rect id="_x0000_i3425" style="width:0;height:1.5pt" o:hralign="center" o:hrstd="t" o:hr="t" fillcolor="#a0a0a0" stroked="f"/>
+          <v:rect id="_x0000_i1132" style="width:0;height:1.5pt" o:hralign="center" o:hrstd="t" o:hr="t" fillcolor="#a0a0a0" stroked="f"/>
         </w:pict>
       </w:r>
     </w:p>
@@ -24504,7 +24507,7 @@
           <w:szCs w:val="20"/>
         </w:rPr>
         <w:pict w14:anchorId="6D3858B1">
-          <v:rect id="_x0000_i3426" style="width:0;height:1.5pt" o:hralign="center" o:hrstd="t" o:hr="t" fillcolor="#a0a0a0" stroked="f"/>
+          <v:rect id="_x0000_i1133" style="width:0;height:1.5pt" o:hralign="center" o:hrstd="t" o:hr="t" fillcolor="#a0a0a0" stroked="f"/>
         </w:pict>
       </w:r>
     </w:p>
@@ -24752,7 +24755,7 @@
           <w:szCs w:val="20"/>
         </w:rPr>
         <w:pict w14:anchorId="25AF8181">
-          <v:rect id="_x0000_i3427" style="width:0;height:1.5pt" o:hralign="center" o:hrstd="t" o:hr="t" fillcolor="#a0a0a0" stroked="f"/>
+          <v:rect id="_x0000_i1134" style="width:0;height:1.5pt" o:hralign="center" o:hrstd="t" o:hr="t" fillcolor="#a0a0a0" stroked="f"/>
         </w:pict>
       </w:r>
     </w:p>
@@ -25000,7 +25003,7 @@
           <w:szCs w:val="20"/>
         </w:rPr>
         <w:pict w14:anchorId="5907E770">
-          <v:rect id="_x0000_i3428" style="width:0;height:1.5pt" o:hralign="center" o:hrstd="t" o:hr="t" fillcolor="#a0a0a0" stroked="f"/>
+          <v:rect id="_x0000_i1135" style="width:0;height:1.5pt" o:hralign="center" o:hrstd="t" o:hr="t" fillcolor="#a0a0a0" stroked="f"/>
         </w:pict>
       </w:r>
     </w:p>
@@ -25248,7 +25251,7 @@
           <w:szCs w:val="20"/>
         </w:rPr>
         <w:pict w14:anchorId="1F4688A9">
-          <v:rect id="_x0000_i3429" style="width:0;height:1.5pt" o:hralign="center" o:hrstd="t" o:hr="t" fillcolor="#a0a0a0" stroked="f"/>
+          <v:rect id="_x0000_i1136" style="width:0;height:1.5pt" o:hralign="center" o:hrstd="t" o:hr="t" fillcolor="#a0a0a0" stroked="f"/>
         </w:pict>
       </w:r>
     </w:p>
@@ -25660,7 +25663,7 @@
           <w:szCs w:val="20"/>
         </w:rPr>
         <w:pict w14:anchorId="6FF56E1E">
-          <v:rect id="_x0000_i3430" style="width:0;height:1.5pt" o:hralign="center" o:hrstd="t" o:hr="t" fillcolor="#a0a0a0" stroked="f"/>
+          <v:rect id="_x0000_i1137" style="width:0;height:1.5pt" o:hralign="center" o:hrstd="t" o:hr="t" fillcolor="#a0a0a0" stroked="f"/>
         </w:pict>
       </w:r>
     </w:p>
@@ -25800,7 +25803,7 @@
           <w:szCs w:val="20"/>
         </w:rPr>
         <w:pict w14:anchorId="358E73FA">
-          <v:rect id="_x0000_i3431" style="width:0;height:1.5pt" o:hralign="center" o:hrstd="t" o:hr="t" fillcolor="#a0a0a0" stroked="f"/>
+          <v:rect id="_x0000_i1138" style="width:0;height:1.5pt" o:hralign="center" o:hrstd="t" o:hr="t" fillcolor="#a0a0a0" stroked="f"/>
         </w:pict>
       </w:r>
     </w:p>
@@ -26000,7 +26003,7 @@
           <w:szCs w:val="20"/>
         </w:rPr>
         <w:pict w14:anchorId="35041A0F">
-          <v:rect id="_x0000_i3432" style="width:0;height:1.5pt" o:hralign="center" o:hrstd="t" o:hr="t" fillcolor="#a0a0a0" stroked="f"/>
+          <v:rect id="_x0000_i1139" style="width:0;height:1.5pt" o:hralign="center" o:hrstd="t" o:hr="t" fillcolor="#a0a0a0" stroked="f"/>
         </w:pict>
       </w:r>
     </w:p>
@@ -26153,7 +26156,7 @@
           <w:szCs w:val="20"/>
         </w:rPr>
         <w:pict w14:anchorId="79687BED">
-          <v:rect id="_x0000_i3433" style="width:0;height:1.5pt" o:hralign="center" o:hrstd="t" o:hr="t" fillcolor="#a0a0a0" stroked="f"/>
+          <v:rect id="_x0000_i1140" style="width:0;height:1.5pt" o:hralign="center" o:hrstd="t" o:hr="t" fillcolor="#a0a0a0" stroked="f"/>
         </w:pict>
       </w:r>
     </w:p>
@@ -26283,7 +26286,7 @@
           <w:szCs w:val="20"/>
         </w:rPr>
         <w:pict w14:anchorId="38672211">
-          <v:rect id="_x0000_i3434" style="width:0;height:1.5pt" o:hralign="center" o:hrstd="t" o:hr="t" fillcolor="#a0a0a0" stroked="f"/>
+          <v:rect id="_x0000_i1141" style="width:0;height:1.5pt" o:hralign="center" o:hrstd="t" o:hr="t" fillcolor="#a0a0a0" stroked="f"/>
         </w:pict>
       </w:r>
     </w:p>
@@ -26580,7 +26583,7 @@
           <w:szCs w:val="20"/>
         </w:rPr>
         <w:pict w14:anchorId="6792C076">
-          <v:rect id="_x0000_i3435" style="width:0;height:1.5pt" o:hralign="center" o:hrstd="t" o:hr="t" fillcolor="#a0a0a0" stroked="f"/>
+          <v:rect id="_x0000_i1142" style="width:0;height:1.5pt" o:hralign="center" o:hrstd="t" o:hr="t" fillcolor="#a0a0a0" stroked="f"/>
         </w:pict>
       </w:r>
     </w:p>
@@ -26792,7 +26795,7 @@
           <w:szCs w:val="20"/>
         </w:rPr>
         <w:pict w14:anchorId="03EE6A5A">
-          <v:rect id="_x0000_i3436" style="width:0;height:1.5pt" o:hralign="center" o:hrstd="t" o:hr="t" fillcolor="#a0a0a0" stroked="f"/>
+          <v:rect id="_x0000_i1143" style="width:0;height:1.5pt" o:hralign="center" o:hrstd="t" o:hr="t" fillcolor="#a0a0a0" stroked="f"/>
         </w:pict>
       </w:r>
     </w:p>
@@ -26923,7 +26926,7 @@
           <w:szCs w:val="20"/>
         </w:rPr>
         <w:pict w14:anchorId="6C72BF5B">
-          <v:rect id="_x0000_i3437" style="width:0;height:1.5pt" o:hralign="center" o:hrstd="t" o:hr="t" fillcolor="#a0a0a0" stroked="f"/>
+          <v:rect id="_x0000_i1144" style="width:0;height:1.5pt" o:hralign="center" o:hrstd="t" o:hr="t" fillcolor="#a0a0a0" stroked="f"/>
         </w:pict>
       </w:r>
     </w:p>
@@ -27171,7 +27174,7 @@
           <w:szCs w:val="20"/>
         </w:rPr>
         <w:pict w14:anchorId="0923FCE6">
-          <v:rect id="_x0000_i3438" style="width:0;height:1.5pt" o:hralign="center" o:hrstd="t" o:hr="t" fillcolor="#a0a0a0" stroked="f"/>
+          <v:rect id="_x0000_i1145" style="width:0;height:1.5pt" o:hralign="center" o:hrstd="t" o:hr="t" fillcolor="#a0a0a0" stroked="f"/>
         </w:pict>
       </w:r>
     </w:p>
@@ -27318,7 +27321,7 @@
           <w:szCs w:val="20"/>
         </w:rPr>
         <w:pict w14:anchorId="44A9BA54">
-          <v:rect id="_x0000_i3439" style="width:0;height:1.5pt" o:hralign="center" o:hrstd="t" o:hr="t" fillcolor="#a0a0a0" stroked="f"/>
+          <v:rect id="_x0000_i1146" style="width:0;height:1.5pt" o:hralign="center" o:hrstd="t" o:hr="t" fillcolor="#a0a0a0" stroked="f"/>
         </w:pict>
       </w:r>
     </w:p>
@@ -27567,7 +27570,7 @@
           <w:szCs w:val="20"/>
         </w:rPr>
         <w:pict w14:anchorId="3E5DF9E3">
-          <v:rect id="_x0000_i3440" style="width:0;height:1.5pt" o:hralign="center" o:hrstd="t" o:hr="t" fillcolor="#a0a0a0" stroked="f"/>
+          <v:rect id="_x0000_i1147" style="width:0;height:1.5pt" o:hralign="center" o:hrstd="t" o:hr="t" fillcolor="#a0a0a0" stroked="f"/>
         </w:pict>
       </w:r>
     </w:p>
@@ -27884,7 +27887,7 @@
           <w:szCs w:val="20"/>
         </w:rPr>
         <w:pict w14:anchorId="36485D58">
-          <v:rect id="_x0000_i3441" style="width:0;height:1.5pt" o:hralign="center" o:hrstd="t" o:hr="t" fillcolor="#a0a0a0" stroked="f"/>
+          <v:rect id="_x0000_i1148" style="width:0;height:1.5pt" o:hralign="center" o:hrstd="t" o:hr="t" fillcolor="#a0a0a0" stroked="f"/>
         </w:pict>
       </w:r>
     </w:p>
@@ -28132,7 +28135,7 @@
           <w:szCs w:val="20"/>
         </w:rPr>
         <w:pict w14:anchorId="1131D7AE">
-          <v:rect id="_x0000_i3442" style="width:0;height:1.5pt" o:hralign="center" o:hrstd="t" o:hr="t" fillcolor="#a0a0a0" stroked="f"/>
+          <v:rect id="_x0000_i1149" style="width:0;height:1.5pt" o:hralign="center" o:hrstd="t" o:hr="t" fillcolor="#a0a0a0" stroked="f"/>
         </w:pict>
       </w:r>
     </w:p>
@@ -28380,7 +28383,7 @@
           <w:szCs w:val="20"/>
         </w:rPr>
         <w:pict w14:anchorId="402BF877">
-          <v:rect id="_x0000_i3443" style="width:0;height:1.5pt" o:hralign="center" o:hrstd="t" o:hr="t" fillcolor="#a0a0a0" stroked="f"/>
+          <v:rect id="_x0000_i1150" style="width:0;height:1.5pt" o:hralign="center" o:hrstd="t" o:hr="t" fillcolor="#a0a0a0" stroked="f"/>
         </w:pict>
       </w:r>
     </w:p>
@@ -28495,7 +28498,7 @@
           <w:szCs w:val="20"/>
         </w:rPr>
         <w:pict w14:anchorId="71E7C74B">
-          <v:rect id="_x0000_i3444" style="width:0;height:1.5pt" o:hralign="center" o:hrstd="t" o:hr="t" fillcolor="#a0a0a0" stroked="f"/>
+          <v:rect id="_x0000_i1151" style="width:0;height:1.5pt" o:hralign="center" o:hrstd="t" o:hr="t" fillcolor="#a0a0a0" stroked="f"/>
         </w:pict>
       </w:r>
     </w:p>
@@ -28673,7 +28676,7 @@
           <w:szCs w:val="20"/>
         </w:rPr>
         <w:pict w14:anchorId="63D56ED2">
-          <v:rect id="_x0000_i3445" style="width:0;height:1.5pt" o:hralign="center" o:hrstd="t" o:hr="t" fillcolor="#a0a0a0" stroked="f"/>
+          <v:rect id="_x0000_i1152" style="width:0;height:1.5pt" o:hralign="center" o:hrstd="t" o:hr="t" fillcolor="#a0a0a0" stroked="f"/>
         </w:pict>
       </w:r>
     </w:p>
@@ -28815,7 +28818,7 @@
     <w:p>
       <w:r>
         <w:pict w14:anchorId="66F24CB4">
-          <v:rect id="_x0000_i3648" style="width:0;height:1.5pt" o:hralign="center" o:hrstd="t" o:hr="t" fillcolor="#a0a0a0" stroked="f"/>
+          <v:rect id="_x0000_i1153" style="width:0;height:1.5pt" o:hralign="center" o:hrstd="t" o:hr="t" fillcolor="#a0a0a0" stroked="f"/>
         </w:pict>
       </w:r>
     </w:p>
@@ -28916,7 +28919,7 @@
     <w:p>
       <w:r>
         <w:pict w14:anchorId="78757260">
-          <v:rect id="_x0000_i3649" style="width:0;height:1.5pt" o:hralign="center" o:hrstd="t" o:hr="t" fillcolor="#a0a0a0" stroked="f"/>
+          <v:rect id="_x0000_i1154" style="width:0;height:1.5pt" o:hralign="center" o:hrstd="t" o:hr="t" fillcolor="#a0a0a0" stroked="f"/>
         </w:pict>
       </w:r>
     </w:p>
@@ -28965,7 +28968,7 @@
       <w:r>
         <w:lastRenderedPageBreak/>
         <w:pict w14:anchorId="4CB1B6AC">
-          <v:rect id="_x0000_i3650" style="width:0;height:1.5pt" o:hralign="center" o:hrstd="t" o:hr="t" fillcolor="#a0a0a0" stroked="f"/>
+          <v:rect id="_x0000_i1155" style="width:0;height:1.5pt" o:hralign="center" o:hrstd="t" o:hr="t" fillcolor="#a0a0a0" stroked="f"/>
         </w:pict>
       </w:r>
     </w:p>
@@ -29036,7 +29039,7 @@
     <w:p>
       <w:r>
         <w:pict w14:anchorId="58B9D09B">
-          <v:rect id="_x0000_i3651" style="width:0;height:1.5pt" o:hralign="center" o:hrstd="t" o:hr="t" fillcolor="#a0a0a0" stroked="f"/>
+          <v:rect id="_x0000_i1156" style="width:0;height:1.5pt" o:hralign="center" o:hrstd="t" o:hr="t" fillcolor="#a0a0a0" stroked="f"/>
         </w:pict>
       </w:r>
     </w:p>
@@ -29211,7 +29214,7 @@
     <w:p>
       <w:r>
         <w:pict w14:anchorId="6B84A844">
-          <v:rect id="_x0000_i3652" style="width:0;height:1.5pt" o:hralign="center" o:hrstd="t" o:hr="t" fillcolor="#a0a0a0" stroked="f"/>
+          <v:rect id="_x0000_i1157" style="width:0;height:1.5pt" o:hralign="center" o:hrstd="t" o:hr="t" fillcolor="#a0a0a0" stroked="f"/>
         </w:pict>
       </w:r>
     </w:p>
@@ -29448,7 +29451,7 @@
     <w:p>
       <w:r>
         <w:pict w14:anchorId="5B38305D">
-          <v:rect id="_x0000_i3653" style="width:0;height:1.5pt" o:hralign="center" o:hrstd="t" o:hr="t" fillcolor="#a0a0a0" stroked="f"/>
+          <v:rect id="_x0000_i1158" style="width:0;height:1.5pt" o:hralign="center" o:hrstd="t" o:hr="t" fillcolor="#a0a0a0" stroked="f"/>
         </w:pict>
       </w:r>
     </w:p>
@@ -29559,7 +29562,7 @@
     <w:p>
       <w:r>
         <w:pict w14:anchorId="15A43CC6">
-          <v:rect id="_x0000_i3654" style="width:0;height:1.5pt" o:hralign="center" o:hrstd="t" o:hr="t" fillcolor="#a0a0a0" stroked="f"/>
+          <v:rect id="_x0000_i1159" style="width:0;height:1.5pt" o:hralign="center" o:hrstd="t" o:hr="t" fillcolor="#a0a0a0" stroked="f"/>
         </w:pict>
       </w:r>
     </w:p>
@@ -29769,7 +29772,7 @@
     <w:p>
       <w:r>
         <w:pict w14:anchorId="58BC3B5D">
-          <v:rect id="_x0000_i3655" style="width:0;height:1.5pt" o:hralign="center" o:hrstd="t" o:hr="t" fillcolor="#a0a0a0" stroked="f"/>
+          <v:rect id="_x0000_i1160" style="width:0;height:1.5pt" o:hralign="center" o:hrstd="t" o:hr="t" fillcolor="#a0a0a0" stroked="f"/>
         </w:pict>
       </w:r>
     </w:p>
@@ -29939,7 +29942,7 @@
     <w:p>
       <w:r>
         <w:pict w14:anchorId="483E4AE8">
-          <v:rect id="_x0000_i3656" style="width:0;height:1.5pt" o:hralign="center" o:hrstd="t" o:hr="t" fillcolor="#a0a0a0" stroked="f"/>
+          <v:rect id="_x0000_i1161" style="width:0;height:1.5pt" o:hralign="center" o:hrstd="t" o:hr="t" fillcolor="#a0a0a0" stroked="f"/>
         </w:pict>
       </w:r>
     </w:p>
@@ -30109,7 +30112,7 @@
     <w:p>
       <w:r>
         <w:pict w14:anchorId="18CC843E">
-          <v:rect id="_x0000_i3657" style="width:0;height:1.5pt" o:hralign="center" o:hrstd="t" o:hr="t" fillcolor="#a0a0a0" stroked="f"/>
+          <v:rect id="_x0000_i1162" style="width:0;height:1.5pt" o:hralign="center" o:hrstd="t" o:hr="t" fillcolor="#a0a0a0" stroked="f"/>
         </w:pict>
       </w:r>
     </w:p>
@@ -30166,7 +30169,7 @@
       <w:r>
         <w:lastRenderedPageBreak/>
         <w:pict w14:anchorId="78FA0FD1">
-          <v:rect id="_x0000_i3658" style="width:0;height:1.5pt" o:hralign="center" o:hrstd="t" o:hr="t" fillcolor="#a0a0a0" stroked="f"/>
+          <v:rect id="_x0000_i1163" style="width:0;height:1.5pt" o:hralign="center" o:hrstd="t" o:hr="t" fillcolor="#a0a0a0" stroked="f"/>
         </w:pict>
       </w:r>
     </w:p>
@@ -30260,7 +30263,7 @@
     <w:p>
       <w:r>
         <w:pict w14:anchorId="2C3DC834">
-          <v:rect id="_x0000_i3659" style="width:0;height:1.5pt" o:hralign="center" o:hrstd="t" o:hr="t" fillcolor="#a0a0a0" stroked="f"/>
+          <v:rect id="_x0000_i1164" style="width:0;height:1.5pt" o:hralign="center" o:hrstd="t" o:hr="t" fillcolor="#a0a0a0" stroked="f"/>
         </w:pict>
       </w:r>
     </w:p>
@@ -35817,6 +35820,7 @@
   <w:style w:type="character" w:default="1" w:styleId="DefaultParagraphFont">
     <w:name w:val="Default Paragraph Font"/>
     <w:uiPriority w:val="1"/>
+    <w:semiHidden/>
     <w:unhideWhenUsed/>
   </w:style>
   <w:style w:type="table" w:default="1" w:styleId="TableNormal">
